--- a/1A_短時間環境觸發與生理限制.docx
+++ b/1A_短時間環境觸發與生理限制.docx
@@ -2,6 +2,69 @@
 <file path=word/document.xml><?xml version="1.0" encoding="utf-8"?>
 <w:document xmlns:mc="http://schemas.openxmlformats.org/markup-compatibility/2006" xmlns:o="urn:schemas-microsoft-com:office:office" xmlns:r="http://schemas.openxmlformats.org/officeDocument/2006/relationships" xmlns:m="http://schemas.openxmlformats.org/officeDocument/2006/math" xmlns:v="urn:schemas-microsoft-com:vml" xmlns:wp="http://schemas.openxmlformats.org/drawingml/2006/wordprocessingDrawing" xmlns:w10="urn:schemas-microsoft-com:office:word" xmlns:w="http://schemas.openxmlformats.org/wordprocessingml/2006/main" xmlns:wne="http://schemas.microsoft.com/office/word/2006/wordml" xmlns:sl="http://schemas.openxmlformats.org/schemaLibrary/2006/main" xmlns:a="http://schemas.openxmlformats.org/drawingml/2006/main" xmlns:pic="http://schemas.openxmlformats.org/drawingml/2006/picture" xmlns:c="http://schemas.openxmlformats.org/drawingml/2006/chart" xmlns:lc="http://schemas.openxmlformats.org/drawingml/2006/lockedCanvas" xmlns:dgm="http://schemas.openxmlformats.org/drawingml/2006/diagram" xmlns:wps="http://schemas.microsoft.com/office/word/2010/wordprocessingShape" xmlns:wpg="http://schemas.microsoft.com/office/word/2010/wordprocessingGroup" xmlns:w14="http://schemas.microsoft.com/office/word/2010/wordml" xmlns:w15="http://schemas.microsoft.com/office/word/2012/wordml" xmlns:w16="http://schemas.microsoft.com/office/word/2018/wordml" xmlns:w16cex="http://schemas.microsoft.com/office/word/2018/wordml/cex" xmlns:w16cid="http://schemas.microsoft.com/office/word/2016/wordml/cid" xmlns="http://schemas.microsoft.com/office/tasks/2019/documenttasks" xmlns:cr="http://schemas.microsoft.com/office/comments/2020/reactions">
   <w:body>
+    <w:p>
+      <w:pPr/>
+      <w:r>
+        <w:rPr/>
+        <w:t xml:space="preserve">---</w:t>
+      </w:r>
+    </w:p>
+    <w:p>
+      <w:pPr/>
+      <w:r>
+        <w:rPr/>
+        <w:t xml:space="preserve">Title: 卷 1A：短時間環境觸發與大嘴黑鱸生理限制</w:t>
+      </w:r>
+    </w:p>
+    <w:p>
+      <w:pPr/>
+      <w:r>
+        <w:rPr/>
+        <w:t xml:space="preserve">Volume_ID: 1A</w:t>
+      </w:r>
+    </w:p>
+    <w:p>
+      <w:pPr/>
+      <w:r>
+        <w:rPr/>
+        <w:t xml:space="preserve">Upstream_Required: 0D 報告（Baseline_Facts B0-*、Waterbody_Model_Table）</w:t>
+      </w:r>
+    </w:p>
+    <w:p>
+      <w:pPr/>
+      <w:r>
+        <w:rPr/>
+        <w:t xml:space="preserve">Core_Parameters: 光強度 lux、氣壓 hPa、魚鰾垂直位移 cm、視網膜反應延遲 ms、melatonin 分泌量化</w:t>
+      </w:r>
+    </w:p>
+    <w:p>
+      <w:pPr/>
+      <w:r>
+        <w:rPr/>
+        <w:t xml:space="preserve">Key_Mechanisms: 沼氣釋放耗氧、微型躍溫層、氣壓-魚鰾生理、光致盲閾值、月相光照效應</w:t>
+      </w:r>
+    </w:p>
+    <w:p>
+      <w:pPr/>
+      <w:r>
+        <w:rPr/>
+        <w:t xml:space="preserve">Version: v1.0（Gemini Deep Research 初版 ＋ 結構補強補丁）</w:t>
+      </w:r>
+    </w:p>
+    <w:p>
+      <w:pPr/>
+      <w:r>
+        <w:rPr/>
+        <w:t xml:space="preserve">Carry_Forward_To: 3A（高壓魚心理）／3B（極端情境）／2A（覓食/Reaction Strike）</w:t>
+      </w:r>
+    </w:p>
+    <w:p>
+      <w:pPr/>
+      <w:r>
+        <w:rPr/>
+        <w:t xml:space="preserve">---</w:t>
+      </w:r>
+    </w:p>
     <w:p>
       <w:pPr>
         <w:pStyle w:val="Heading1"/>
@@ -14010,7 +14073,7 @@
           <w:color w:val="1f1f1f"/>
           <w:rtl w:val="0"/>
         </w:rPr>
-        <w:t>[V1A-01]：[在氣壓由 1013 hPa 驟降至 960 hPa 的颱風前鋒極端場景中，體長 35 cm（重約 1 kg）的大嘴黑鱸，其魚鰾將被動膨脹高達 2.27 cm³。為維持總壓力恆定以抵消正浮力，魚體必須強制垂直下潛 53 cm]。[信心等級：高]。[基於波以耳-馬略特定律，標準黑鱸體積 952 cm³ × 5% 魚鰾比例；參照 B0-09（南部埤塘有效水深 1.5–2.0 m）]。</w:t>
+        <w:t>[1A-01]：[在氣壓由 1013 hPa 驟降至 960 hPa 的颱風前鋒極端場景中，體長 35 cm（重約 1 kg）的大嘴黑鱸，其魚鰾將被動膨脹高達 2.27 cm³。為維持總壓力恆定以抵消正浮力，魚體必須強制垂直下潛 53 cm]。[信心等級：高]。[基於波以耳-馬略特定律，標準黑鱸體積 952 cm³ × 5% 魚鰾比例；參照 B0-09（南部埤塘有效水深 1.5–2.0 m）]。</w:t>
       </w:r>
       <w:r>
         <w:rPr>
@@ -14045,7 +14108,7 @@
           <w:color w:val="1f1f1f"/>
           <w:rtl w:val="0"/>
         </w:rPr>
-        <w:t>[V1A-02]：[在台灣南部淺水域（平均有效水深 1.5–2.0 m，參照 B0-09），颱風 53 hPa 降幅所需的 53 cm 補償下潛物理上逼迫黑鱸深入底泥邊界。無法獲得所需深度的黑鱸，須持續以胸鰭逆向撥水維持空間定位，軸上肌做功功率達 17–137 W/kg，快速引發乳酸堆積與代謝疲勞，觸發中樞神經抑制攝食驅動，進入颱風性絕對 Lockjaw，持續至氣腺完成 2.27 cm³ 氣體再吸收（需 24–72 小時）]。[信心等級：高]。[基於流體動力學極限與肌肉作功能量守恆（文獻 7）；參照 B0-09（南部埤塘有效水深 1.5–2.0 m）]。</w:t>
+        <w:t>[1A-02]：[在台灣南部淺水域（平均有效水深 1.5–2.0 m，參照 B0-09），颱風 53 hPa 降幅所需的 53 cm 補償下潛物理上逼迫黑鱸深入底泥邊界。無法獲得所需深度的黑鱸，須持續以胸鰭逆向撥水維持空間定位，軸上肌做功功率達 17–137 W/kg，快速引發乳酸堆積與代謝疲勞，觸發中樞神經抑制攝食驅動，進入颱風性絕對 Lockjaw，持續至氣腺完成 2.27 cm³ 氣體再吸收（需 24–72 小時）]。[信心等級：高]。[基於流體動力學極限與肌肉作功能量守恆（文獻 7）；參照 B0-09（南部埤塘有效水深 1.5–2.0 m）]。</w:t>
       </w:r>
       <w:r>
         <w:rPr>
@@ -14097,7 +14160,7 @@
           <w:color w:val="1f1f1f"/>
           <w:rtl w:val="0"/>
         </w:rPr>
-        <w:t>[V1A-03]：[在一般低壓系統或鋒面通過（氣壓降幅 13 hPa）時，黑鱸魚鰾僅微幅膨脹 0.54 cm³，只需向下位移 13 cm，其行為壓力評估為輕度至中度，並不構成全面觸發 Lockjaw 停餌的絕對物理要件]。[信心等級：高]。[基於流體靜力學比例推算；此降幅 13 cm 位移在北部深水庫（有效水深 &gt; 5 m，參照 Waterbody_Model_Table）幾乎無行為影響]。</w:t>
+        <w:t>[1A-03]：[在一般低壓系統或鋒面通過（氣壓降幅 13 hPa）時，黑鱸魚鰾僅微幅膨脹 0.54 cm³，只需向下位移 13 cm，其行為壓力評估為輕度至中度，並不構成全面觸發 Lockjaw 停餌的絕對物理要件]。[信心等級：高]。[基於流體靜力學比例推算；此降幅 13 cm 位移在北部深水庫（有效水深 &gt; 5 m，參照 Waterbody_Model_Table）幾乎無行為影響]。</w:t>
       </w:r>
       <w:r>
         <w:rPr>
@@ -14132,7 +14195,7 @@
           <w:color w:val="1f1f1f"/>
           <w:rtl w:val="0"/>
         </w:rPr>
-        <w:t xml:space="preserve">[V1A-04]</w:t>
+        <w:t>[1A-04]</w:t>
       </w:r>
       <w:r>
         <w:rPr>
@@ -14168,7 +14231,7 @@
           <w:color w:val="1f1f1f"/>
           <w:rtl w:val="0"/>
         </w:rPr>
-        <w:t>[V1A-05]：[北部高濁度水體（κ = 4.25 m⁻¹，平均能見度 30–50 cm，參照 Waterbody_Model_Table 北部野生埤塘）中，清晨從 1.5 m 向 0.5 m 發動垂直突擊時，眼球接收光強度由 17 lux 暴增至 1197 lux，幾何增長率達 70.4 倍，遠超 800–1200 lux 的光致盲閾值，導致視紫紅質大規模漂白（Rhodopsin bleaching），觸發視覺性晨間 Lockjaw，解鎖所需等待視網膜 RMM 完成需長達 45–60 min]。[信心等級：高]。[基於 Beer-Lambert 衰減計算（κ = 1.7/Secchi depth）；參照 B0-01（北部能見度 30–50 cm）]。</w:t>
+        <w:t>[1A-05]：[北部高濁度水體（κ = 4.25 m⁻¹，平均能見度 30–50 cm，參照 Waterbody_Model_Table 北部野生埤塘）中，清晨從 1.5 m 向 0.5 m 發動垂直突擊時，眼球接收光強度由 17 lux 暴增至 1197 lux，幾何增長率達 70.4 倍，遠超 800–1200 lux 的光致盲閾值，導致視紫紅質大規模漂白（Rhodopsin bleaching），觸發視覺性晨間 Lockjaw，解鎖所需等待視網膜 RMM 完成需長達 45–60 min]。[信心等級：高]。[基於 Beer-Lambert 衰減計算（κ = 1.7/Secchi depth）；參照 B0-01（北部能見度 30–50 cm）]。</w:t>
       </w:r>
       <w:r>
         <w:rPr>
@@ -14203,7 +14266,7 @@
           <w:color w:val="1f1f1f"/>
           <w:rtl w:val="0"/>
         </w:rPr>
-        <w:t>[V1A-06]：[南部清澈水體（κ = 1.36 m⁻¹，平均能見度 100–150 cm，參照 Waterbody_Model_Table 南部深水庫）中，清晨從 1.5 m 向 0.5 m 突擊時，光強度僅由 1300 lux 增至 5066 lux（3.89 倍），遠低於致盲閾值，光適應狀態的錐細胞可在動態對比範圍內正常運作，不觸發晨間視覺性 Lockjaw；若早晨咬度停滯，觸發機制必然來自熱力學或內分泌因素]。[信心等級：中]。[基於衰減係數比對推算；參照 Waterbody_Model_Table 南部深水庫能見度 60–120 cm]。</w:t>
+        <w:t>[1A-06]：[南部清澈水體（κ = 1.36 m⁻¹，平均能見度 100–150 cm，參照 Waterbody_Model_Table 南部深水庫）中，清晨從 1.5 m 向 0.5 m 突擊時，光強度僅由 1300 lux 增至 5066 lux（3.89 倍），遠低於致盲閾值，光適應狀態的錐細胞可在動態對比範圍內正常運作，不觸發晨間視覺性 Lockjaw；若早晨咬度停滯，觸發機制必然來自熱力學或內分泌因素]。[信心等級：中]。[基於衰減係數比對推算；參照 Waterbody_Model_Table 南部深水庫能見度 60–120 cm]。</w:t>
       </w:r>
       <w:r>
         <w:rPr>
@@ -14238,7 +14301,7 @@
           <w:color w:val="1f1f1f"/>
           <w:rtl w:val="0"/>
         </w:rPr>
-        <w:t>[V1A-07]：[夏季無風的正午，高負載水域在曝氣停機 4–6 小時後，將受表層極端加熱（&gt; 32°C，參照 Waterbody_Model_Table 北部/南部管理池夏季水溫 29–35.5°C）而迅速建立微型躍溫層，阻斷對流。底泥異營微生物（Q10 = 2.08，參照 B0-13）的代謝爆發將在數小時內抽乾底層溶氧，觸發 Eh 崩塌至 -150 mV 以下]。[信心等級：高]。[基於 Q10 熱力學放大原理（文獻 1）結合熱力學分層理論；參照 B0-13（Q10 = 2.08）]。</w:t>
+        <w:t>[1A-07]：[夏季無風的正午，高負載水域在曝氣停機 4–6 小時後，將受表層極端加熱（&gt; 32°C，參照 Waterbody_Model_Table 北部/南部管理池夏季水溫 29–35.5°C）而迅速建立微型躍溫層，阻斷對流。底泥異營微生物（Q10 = 2.08，參照 B0-13）的代謝爆發將在數小時內抽乾底層溶氧，觸發 Eh 崩塌至 -150 mV 以下]。[信心等級：高]。[基於 Q10 熱力學放大原理（文獻 1）結合熱力學分層理論；參照 B0-13（Q10 = 2.08）]。</w:t>
       </w:r>
       <w:r>
         <w:rPr>
@@ -14286,7 +14349,7 @@
           <w:color w:val="1f1f1f"/>
           <w:rtl w:val="0"/>
         </w:rPr>
-        <w:t>[V1A-08]：[微型躍溫層底部的甲烷氧化菌（Methanotrophs）將依據 CH₄ + 2O₂ → CO₂ + 2H₂O 的化學計量，以消耗 2 莫耳氧氣來氧化 1 莫耳甲烷的高速率（10–60 nmol/g/hr），如吸塵器般掠奪微環境殘存溶氧，將缺氧風險推向極致。此掠奪疊加底泥 H₂S 以 19–281 mmol/m²/day 速率釋放（參照 B0-11）]。[信心等級：高]。[基於需氧甲烷氧化之 stoichiometry 與微生物動力學（文獻 22）；參照 B0-11（H₂S 釋放速率 19–281 mmol/m²/day at Eh &lt; -150 mV）]。</w:t>
+        <w:t>[1A-08]：[微型躍溫層底部的甲烷氧化菌（Methanotrophs）將依據 CH₄ + 2O₂ → CO₂ + 2H₂O 的化學計量，以消耗 2 莫耳氧氣來氧化 1 莫耳甲烷的高速率（10–60 nmol/g/hr），如吸塵器般掠奪微環境殘存溶氧，將缺氧風險推向極致。此掠奪疊加底泥 H₂S 以 19–281 mmol/m²/day 速率釋放（參照 B0-11）]。[信心等級：高]。[基於需氧甲烷氧化之 stoichiometry 與微生物動力學（文獻 22）；參照 B0-11（H₂S 釋放速率 19–281 mmol/m²/day at Eh &lt; -150 mV）]。</w:t>
       </w:r>
       <w:r>
         <w:rPr>
@@ -14351,7 +14414,7 @@
           <w:color w:val="1f1f1f"/>
           <w:rtl w:val="0"/>
         </w:rPr>
-        <w:t>[V1A-09]：[在底泥 Eh &lt; -150 mV、H₂S 累積濃度達 8.5 mg/L（0.8 m 水深，參照 B0-12）、表溫 &gt; 32°C 的極端條件下，大嘴黑鱸被擠壓至 0.5–1.0 m 的微氧庇護層（有效活動空間 ≤ 0.5 m），甲烷氧化菌同步以 10–60 nmol/g/hr 速率掠奪殘存溶氧，黑鱸採取代謝節流性強制休眠（Lockjaw），靜止懸浮於結構物陰影下以將 BMR 降至最低點]。[信心等級：高]。[結合組織毒理與空間幾何擠壓機制（文獻 18）；參照 B0-12（H₂S 累積 8.5 mg/L at 0.8 m）、B0-11（H₂S 釋放速率 19–281 mmol/m²/day）]。</w:t>
+        <w:t>[1A-09]：[在底泥 Eh &lt; -150 mV、H₂S 累積濃度達 8.5 mg/L（0.8 m 水深，參照 B0-12）、表溫 &gt; 32°C 的極端條件下，大嘴黑鱸被擠壓至 0.5–1.0 m 的微氧庇護層（有效活動空間 ≤ 0.5 m），甲烷氧化菌同步以 10–60 nmol/g/hr 速率掠奪殘存溶氧，黑鱸採取代謝節流性強制休眠（Lockjaw），靜止懸浮於結構物陰影下以將 BMR 降至最低點]。[信心等級：高]。[結合組織毒理與空間幾何擠壓機制（文獻 18）；參照 B0-12（H₂S 累積 8.5 mg/L at 0.8 m）、B0-11（H₂S 釋放速率 19–281 mmol/m²/day）]。</w:t>
       </w:r>
       <w:r>
         <w:rPr>
@@ -14403,7 +14466,7 @@
           <w:color w:val="1f1f1f"/>
           <w:rtl w:val="0"/>
         </w:rPr>
-        <w:t xml:space="preserve">[V1A-10]</w:t>
+        <w:t>[1A-10]</w:t>
       </w:r>
       <w:r>
         <w:rPr>
@@ -14458,7 +14521,7 @@
           <w:color w:val="1f1f1f"/>
           <w:rtl w:val="0"/>
         </w:rPr>
-        <w:t>[V1A-11]：[滿月之夜的 0.3 lux 照度，在南部清水（能見度 60–120 cm，參照 Waterbody_Model_Table 南部深水庫）中可輕易穿透至 1.5 m 深處（保留 0.039 lux），成功突破 0.01 lux 的抑制閾值。此光強迫將全面掐斷黑鱸褪黑激素分泌，引發全夜狂食，並導致次日清晨因絕對飽食與疲勞而爆發 Lockjaw]。[信心等級：中]。[基於 Beer-Lambert 定律衰減結合內分泌抑制閾值推測（文獻 32/33）；參照 Waterbody_Model_Table 南部深水庫能見度 60–120 cm]。</w:t>
+        <w:t>[1A-11]：[滿月之夜的 0.3 lux 照度，在南部清水（能見度 60–120 cm，參照 Waterbody_Model_Table 南部深水庫）中可輕易穿透至 1.5 m 深處（保留 0.039 lux），成功突破 0.01 lux 的抑制閾值。此光強迫將全面掐斷黑鱸褪黑激素分泌，引發全夜狂食，並導致次日清晨因絕對飽食與疲勞而爆發 Lockjaw]。[信心等級：中]。[基於 Beer-Lambert 定律衰減結合內分泌抑制閾值推測（文獻 32/33）；參照 Waterbody_Model_Table 南部深水庫能見度 60–120 cm]。</w:t>
       </w:r>
       <w:r>
         <w:rPr>
@@ -14493,7 +14556,7 @@
           <w:color w:val="1f1f1f"/>
           <w:rtl w:val="0"/>
         </w:rPr>
-        <w:t>[V1A-12]：[滿月照度在北部濁水（能見度 25–55 cm，參照 Waterbody_Model_Table 北部野生埤塘）穿透至 1.5 m 時因強烈散射僅剩 0.0005 lux，遠低於 0.01 lux 閾值。北部黑鱸在滿月夜仍可維持高濃度褪黑激素與正常休眠節律，次日清晨受月相負面打擊引發飽食 Lockjaw 的機率極低]。[信心等級：中]。[基於光譜衰減公式推算；參照 Waterbody_Model_Table 北部野生埤塘能見度 25–55 cm]。</w:t>
+        <w:t>[1A-12]：[滿月照度在北部濁水（能見度 25–55 cm，參照 Waterbody_Model_Table 北部野生埤塘）穿透至 1.5 m 時因強烈散射僅剩 0.0005 lux，遠低於 0.01 lux 閾值。北部黑鱸在滿月夜仍可維持高濃度褪黑激素與正常休眠節律，次日清晨受月相負面打擊引發飽食 Lockjaw 的機率極低]。[信心等級：中]。[基於光譜衰減公式推算；參照 Waterbody_Model_Table 北部野生埤塘能見度 25–55 cm]。</w:t>
       </w:r>
       <w:r>
         <w:rPr>
@@ -14531,7 +14594,7 @@
           <w:color w:val="1f1f1f"/>
           <w:rtl w:val="0"/>
         </w:rPr>
-        <w:t xml:space="preserve">Carry_Forward_To_Volume3 (下游生態建模邊界輸出)</w:t>
+        <w:t>Carry_Forward_To_3A_3B（下游高壓戰術邊界輸出）</w:t>
       </w:r>
     </w:p>
     <w:p>
@@ -14563,7 +14626,7 @@
         <w:br/>
         <w:t>(c) 適用水體/季節：南部野生埤塘、北部/南部管理池 / 夏季颱風與極端低壓季</w:t>
         <w:br/>
-        <w:t>(d) 引用編號：[V1A-01], [V1A-02]</w:t>
+        <w:t>(d) 引用編號：[1A-01], [1A-02]</w:t>
       </w:r>
       <w:r>
         <w:rPr>
@@ -14646,6 +14709,11 @@
           <w:rtl w:val="0"/>
         </w:rPr>
       </w:r>
+      <w:r>
+        <w:rPr/>
+        <w:br/>
+        <w:t xml:space="preserve">(c) 適用水體與季節：全台淺水水體（水體 1、3、4、6）颱風季（6–10月）；(d) 引用：1A-01、1A-02。</w:t>
+      </w:r>
     </w:p>
     <w:p>
       <w:pPr>
@@ -14676,7 +14744,7 @@
         <w:br/>
         <w:t>(c) 適用水體/季節：北部野生埤塘、北部深水庫（暴雨高濁期）/ 全年度晴朗之清晨時段</w:t>
         <w:br/>
-        <w:t>(d) 引用編號：[V1A-04], [V1A-05]</w:t>
+        <w:t>(d) 引用編號：[1A-04], [1A-05]</w:t>
       </w:r>
       <w:r>
         <w:rPr>
@@ -14766,6 +14834,11 @@
           <w:rtl w:val="0"/>
         </w:rPr>
       </w:r>
+      <w:r>
+        <w:rPr/>
+        <w:br/>
+        <w:t xml:space="preserve">(c) 適用水體與季節：北部高濁水體（水體 1、3）全年清晨；(d) 引用：1A-04、1A-05。</w:t>
+      </w:r>
     </w:p>
     <w:p>
       <w:pPr>
@@ -14871,7 +14944,12 @@
           <w:color w:val="1f1f1f"/>
           <w:rtl w:val="0"/>
         </w:rPr>
-        <w:t xml:space="preserve">(d) 引用編號：[V1A-07], [V1A-08], [V1A-09]</w:t>
+        <w:t>(d) 引用編號：[1A-07], [1A-08], [1A-09]</w:t>
+      </w:r>
+      <w:r>
+        <w:rPr/>
+        <w:br/>
+        <w:t xml:space="preserve">(c) 適用水體與季節：管理池（水體 3、6）夏季停機 4-6hr；(d) 引用：1A-07、1A-08、1A-09。</w:t>
       </w:r>
     </w:p>
     <w:p>
@@ -14903,7 +14981,7 @@
         <w:br/>
         <w:t>(c) 適用水體/季節：南部深水庫、南部清澈野生埤塘（能見度 &gt; 100 cm）/ 全年度滿月前後 3 天</w:t>
         <w:br/>
-        <w:t>(d) 引用編號：[V1A-10], [V1A-11], [V1A-12]</w:t>
+        <w:t>(d) 引用編號：[1A-10], [1A-11], [1A-12]</w:t>
       </w:r>
       <w:r>
         <w:rPr>
@@ -14992,6 +15070,43 @@
           <w:color w:val="1f1f1f"/>
           <w:rtl w:val="0"/>
         </w:rPr>
+      </w:r>
+      <w:r>
+        <w:rPr/>
+        <w:br/>
+        <w:t xml:space="preserve">(c) 適用水體與季節：南部清水水體（水體 4、5）全年滿月夜；(d) 引用：1A-10、1A-11、1A-12。</w:t>
+      </w:r>
+    </w:p>
+    <w:p>
+      <w:pPr>
+        <w:pStyle w:val="Heading2"/>
+      </w:pPr>
+      <w:r>
+        <w:rPr>
+          <w:b/>
+        </w:rPr>
+        <w:t xml:space="preserve">Open_Assumptions_1A</w:t>
+      </w:r>
+    </w:p>
+    <w:p>
+      <w:pPr/>
+      <w:r>
+        <w:rPr/>
+        <w:t xml:space="preserve">[魚鰾體積/壓力理想氣體化假設]：(a) 不確定性原因：Boyle 定律假設魚鰾為理想封閉氣體腔，忽略黏彈性組織阻尼與滲透調節延遲；實際代償速率個體差異可達 ±30%。(b) 保守假設值：採用理想氣體膨脹量上限（無阻尼），高估魚鰾膨脹 cm³，作為最嚴酷壓力場景依據。(c) 對下游卷影響：3A/3B 之氣壓觸發行為窗口估算偏保守（即觸發門檻偏嚴）。</w:t>
+      </w:r>
+    </w:p>
+    <w:p>
+      <w:pPr/>
+      <w:r>
+        <w:rPr/>
+        <w:t xml:space="preserve">[褪黑激素光照閾值物種類比假設]：(a) 不確定性原因：0.01 lux 閾值來自歐洲鱸（Perca fluviatilis）與斑馬魚，非 Micropterus salmoides 直接量測；物種間差異可達 ±1 個 log 量級。(b) 保守假設值：採用最敏感值（0.01 lux），對應最大褪黑激素抑制風險。(c) 對下游卷影響：2A 之夜間覓食 Reaction Strike 窗口及 3A 月相高壓魚策略依賴此閾值，若實際閾值更高，則夜間觸發窗口更寬。</w:t>
+      </w:r>
+    </w:p>
+    <w:p>
+      <w:pPr/>
+      <w:r>
+        <w:rPr/>
+        <w:t xml:space="preserve">[甲烷氧化菌耗氧速率之實驗室類比假設]：(a) 不確定性原因：Q10 = 2.08 的耗氧倍增係數來自標準實驗室底泥，台灣管理池高有機負載（飼料殘餌）可引發非線性加速，實際耗氧速率可能被低估。(b) 保守假設值：統一採用 Q10 = 2.08（下界），不引入非線性加速。(c) 對下游卷影響：3B 極端情境南部高溫爛底策略中，溶氧崩潰速率可能比本卷預測快 1.5–2 倍。</w:t>
       </w:r>
     </w:p>
     <w:p>

--- a/1A_短時間環境觸發與生理限制.docx
+++ b/1A_短時間環境觸發與生理限制.docx
@@ -14073,7 +14073,7 @@
           <w:color w:val="1f1f1f"/>
           <w:rtl w:val="0"/>
         </w:rPr>
-        <w:t>[1A-01]：[在氣壓由 1013 hPa 驟降至 960 hPa 的颱風前鋒極端場景中，體長 35 cm（重約 1 kg）的大嘴黑鱸，其魚鰾將被動膨脹高達 2.27 cm³。為維持總壓力恆定以抵消正浮力，魚體必須強制垂直下潛 53 cm]。[信心等級：高]。[基於波以耳-馬略特定律，標準黑鱸體積 952 cm³ × 5% 魚鰾比例；參照 B0-09（南部埤塘有效水深 1.5–2.0 m）]。</w:t>
+        <w:t>V1A-01：[在氣壓由 1013 hPa 驟降至 960 hPa 的颱風前鋒極端場景中，體長 35 cm（重約 1 kg）的大嘴黑鱸，其魚鰾將被動膨脹高達 2.27 cm³。為維持總壓力恆定以抵消正浮力，魚體必須強制垂直下潛 53 cm]。[信心等級：高]。[基於波以耳-馬略特定律，標準黑鱸體積 952 cm³ × 5% 魚鰾比例；參照 B0-09（南部埤塘有效水深 1.5–2.0 m）]。</w:t>
       </w:r>
       <w:r>
         <w:rPr>
@@ -14108,7 +14108,7 @@
           <w:color w:val="1f1f1f"/>
           <w:rtl w:val="0"/>
         </w:rPr>
-        <w:t>[1A-02]：[在台灣南部淺水域（平均有效水深 1.5–2.0 m，參照 B0-09），颱風 53 hPa 降幅所需的 53 cm 補償下潛物理上逼迫黑鱸深入底泥邊界。無法獲得所需深度的黑鱸，須持續以胸鰭逆向撥水維持空間定位，軸上肌做功功率達 17–137 W/kg，快速引發乳酸堆積與代謝疲勞，觸發中樞神經抑制攝食驅動，進入颱風性絕對 Lockjaw，持續至氣腺完成 2.27 cm³ 氣體再吸收（需 24–72 小時）]。[信心等級：高]。[基於流體動力學極限與肌肉作功能量守恆（文獻 7）；參照 B0-09（南部埤塘有效水深 1.5–2.0 m）]。</w:t>
+        <w:t>V1A-02：[在台灣南部淺水域（平均有效水深 1.5–2.0 m，參照 B0-09），颱風 53 hPa 降幅所需的 53 cm 補償下潛物理上逼迫黑鱸深入底泥邊界。無法獲得所需深度的黑鱸，須持續以胸鰭逆向撥水維持空間定位，軸上肌做功功率達 17–137 W/kg，快速引發乳酸堆積與代謝疲勞，觸發中樞神經抑制攝食驅動，進入颱風性絕對 Lockjaw，持續至氣腺完成 2.27 cm³ 氣體再吸收（需 24–72 小時）]。[信心等級：高]。[基於流體動力學極限與肌肉作功能量守恆（文獻 7）；參照 B0-09（南部埤塘有效水深 1.5–2.0 m）]。</w:t>
       </w:r>
       <w:r>
         <w:rPr>
@@ -14160,7 +14160,7 @@
           <w:color w:val="1f1f1f"/>
           <w:rtl w:val="0"/>
         </w:rPr>
-        <w:t>[1A-03]：[在一般低壓系統或鋒面通過（氣壓降幅 13 hPa）時，黑鱸魚鰾僅微幅膨脹 0.54 cm³，只需向下位移 13 cm，其行為壓力評估為輕度至中度，並不構成全面觸發 Lockjaw 停餌的絕對物理要件]。[信心等級：高]。[基於流體靜力學比例推算；此降幅 13 cm 位移在北部深水庫（有效水深 &gt; 5 m，參照 Waterbody_Model_Table）幾乎無行為影響]。</w:t>
+        <w:t>V1A-03：[在一般低壓系統或鋒面通過（氣壓降幅 13 hPa）時，黑鱸魚鰾僅微幅膨脹 0.54 cm³，只需向下位移 13 cm，其行為壓力評估為輕度至中度，並不構成全面觸發 Lockjaw 停餌的絕對物理要件]。[信心等級：高]。[基於流體靜力學比例推算；此降幅 13 cm 位移在北部深水庫（有效水深 &gt; 5 m，參照 Waterbody_Model_Table）幾乎無行為影響]。</w:t>
       </w:r>
       <w:r>
         <w:rPr>
@@ -14195,15 +14195,14 @@
           <w:color w:val="1f1f1f"/>
           <w:rtl w:val="0"/>
         </w:rPr>
-        <w:t>[1A-04]</w:t>
-      </w:r>
-      <w:r>
-        <w:rPr>
-          <w:rFonts w:ascii="Arial Unicode MS" w:cs="Arial Unicode MS" w:eastAsia="Arial Unicode MS" w:hAnsi="Arial Unicode MS"/>
-          <w:color w:val="1f1f1f"/>
-          <w:rtl w:val="0"/>
-        </w:rPr>
-        <w:t xml:space="preserve">：[大嘴黑鱸的視覺高度依賴正方嵌合排列之錐細胞。其視網膜從暗適應轉為光適應的物理重組過程中，錐細胞肌樣體收縮與桿細胞伸長入色素層的機械動作，具有 45–60 分鐘的神經解剖學絕對延遲（Latency）]。[信心等級：高]。]。</w:t>
+        <w:t>V1A-04：[大嘴黑鱸的視覺高度依賴正方嵌合排列之錐細胞。其視網膜從暗適應轉為光適應的物理重組過程中，錐細胞肌樣體收縮與桿細胞伸長入色素層的機械動作，具有 45–60 分鐘的神經解剖學絕對延遲（Latency）]。[信心等級：高]。]。</w:t>
+      </w:r>
+      <w:r>
+        <w:rPr>
+          <w:rFonts w:ascii="Arial Unicode MS" w:cs="Arial Unicode MS" w:eastAsia="Arial Unicode MS" w:hAnsi="Arial Unicode MS"/>
+          <w:color w:val="1f1f1f"/>
+          <w:rtl w:val="0"/>
+        </w:rPr>
       </w:r>
     </w:p>
     <w:p>
@@ -14231,7 +14230,7 @@
           <w:color w:val="1f1f1f"/>
           <w:rtl w:val="0"/>
         </w:rPr>
-        <w:t>[1A-05]：[北部高濁度水體（κ = 4.25 m⁻¹，平均能見度 30–50 cm，參照 Waterbody_Model_Table 北部野生埤塘）中，清晨從 1.5 m 向 0.5 m 發動垂直突擊時，眼球接收光強度由 17 lux 暴增至 1197 lux，幾何增長率達 70.4 倍，遠超 800–1200 lux 的光致盲閾值，導致視紫紅質大規模漂白（Rhodopsin bleaching），觸發視覺性晨間 Lockjaw，解鎖所需等待視網膜 RMM 完成需長達 45–60 min]。[信心等級：高]。[基於 Beer-Lambert 衰減計算（κ = 1.7/Secchi depth）；參照 B0-01（北部能見度 30–50 cm）]。</w:t>
+        <w:t>V1A-05：[北部高濁度水體（κ = 4.25 m⁻¹，平均能見度 30–50 cm，參照 Waterbody_Model_Table 北部野生埤塘）中，清晨從 1.5 m 向 0.5 m 發動垂直突擊時，眼球接收光強度由 17 lux 暴增至 1197 lux，幾何增長率達 70.4 倍，遠超 800–1200 lux 的光致盲閾值，導致視紫紅質大規模漂白（Rhodopsin bleaching），觸發視覺性晨間 Lockjaw，解鎖所需等待視網膜 RMM 完成需長達 45–60 min]。[信心等級：高]。[基於 Beer-Lambert 衰減計算（κ = 1.7/Secchi depth）；參照 B0-01（北部能見度 30–50 cm）]。</w:t>
       </w:r>
       <w:r>
         <w:rPr>
@@ -14266,7 +14265,7 @@
           <w:color w:val="1f1f1f"/>
           <w:rtl w:val="0"/>
         </w:rPr>
-        <w:t>[1A-06]：[南部清澈水體（κ = 1.36 m⁻¹，平均能見度 100–150 cm，參照 Waterbody_Model_Table 南部深水庫）中，清晨從 1.5 m 向 0.5 m 突擊時，光強度僅由 1300 lux 增至 5066 lux（3.89 倍），遠低於致盲閾值，光適應狀態的錐細胞可在動態對比範圍內正常運作，不觸發晨間視覺性 Lockjaw；若早晨咬度停滯，觸發機制必然來自熱力學或內分泌因素]。[信心等級：中]。[基於衰減係數比對推算；參照 Waterbody_Model_Table 南部深水庫能見度 60–120 cm]。</w:t>
+        <w:t>V1A-06：[南部清澈水體（κ = 1.36 m⁻¹，平均能見度 100–150 cm，參照 Waterbody_Model_Table 南部深水庫）中，清晨從 1.5 m 向 0.5 m 突擊時，光強度僅由 1300 lux 增至 5066 lux（3.89 倍），遠低於致盲閾值，光適應狀態的錐細胞可在動態對比範圍內正常運作，不觸發晨間視覺性 Lockjaw；若早晨咬度停滯，觸發機制必然來自熱力學或內分泌因素]。[信心等級：中]。[基於衰減係數比對推算；參照 Waterbody_Model_Table 南部深水庫能見度 60–120 cm]。</w:t>
       </w:r>
       <w:r>
         <w:rPr>
@@ -14301,7 +14300,7 @@
           <w:color w:val="1f1f1f"/>
           <w:rtl w:val="0"/>
         </w:rPr>
-        <w:t>[1A-07]：[夏季無風的正午，高負載水域在曝氣停機 4–6 小時後，將受表層極端加熱（&gt; 32°C，參照 Waterbody_Model_Table 北部/南部管理池夏季水溫 29–35.5°C）而迅速建立微型躍溫層，阻斷對流。底泥異營微生物（Q10 = 2.08，參照 B0-13）的代謝爆發將在數小時內抽乾底層溶氧，觸發 Eh 崩塌至 -150 mV 以下]。[信心等級：高]。[基於 Q10 熱力學放大原理（文獻 1）結合熱力學分層理論；參照 B0-13（Q10 = 2.08）]。</w:t>
+        <w:t>V1A-07：[夏季無風的正午，高負載水域在曝氣停機 4–6 小時後，將受表層極端加熱（&gt; 32°C，參照 Waterbody_Model_Table 北部/南部管理池夏季水溫 29–35.5°C）而迅速建立微型躍溫層，阻斷對流。底泥異營微生物（Q10 = 2.08，參照 B0-13）的代謝爆發將在數小時內抽乾底層溶氧，觸發 Eh 崩塌至 -150 mV 以下]。[信心等級：高]。[基於 Q10 熱力學放大原理（文獻 1）結合熱力學分層理論；參照 B0-13（Q10 = 2.08）]。</w:t>
       </w:r>
       <w:r>
         <w:rPr>
@@ -14349,7 +14348,7 @@
           <w:color w:val="1f1f1f"/>
           <w:rtl w:val="0"/>
         </w:rPr>
-        <w:t>[1A-08]：[微型躍溫層底部的甲烷氧化菌（Methanotrophs）將依據 CH₄ + 2O₂ → CO₂ + 2H₂O 的化學計量，以消耗 2 莫耳氧氣來氧化 1 莫耳甲烷的高速率（10–60 nmol/g/hr），如吸塵器般掠奪微環境殘存溶氧，將缺氧風險推向極致。此掠奪疊加底泥 H₂S 以 19–281 mmol/m²/day 速率釋放（參照 B0-11）]。[信心等級：高]。[基於需氧甲烷氧化之 stoichiometry 與微生物動力學（文獻 22）；參照 B0-11（H₂S 釋放速率 19–281 mmol/m²/day at Eh &lt; -150 mV）]。</w:t>
+        <w:t>V1A-08：[微型躍溫層底部的甲烷氧化菌（Methanotrophs）將依據 CH₄ + 2O₂ → CO₂ + 2H₂O 的化學計量，以消耗 2 莫耳氧氣來氧化 1 莫耳甲烷的高速率（10–60 nmol/g/hr），如吸塵器般掠奪微環境殘存溶氧，將缺氧風險推向極致。此掠奪疊加底泥 H₂S 以 19–281 mmol/m²/day 速率釋放（參照 B0-11）]。[信心等級：高]。[基於需氧甲烷氧化之 stoichiometry 與微生物動力學（文獻 22）；參照 B0-11（H₂S 釋放速率 19–281 mmol/m²/day at Eh &lt; -150 mV）]。</w:t>
       </w:r>
       <w:r>
         <w:rPr>
@@ -14414,7 +14413,7 @@
           <w:color w:val="1f1f1f"/>
           <w:rtl w:val="0"/>
         </w:rPr>
-        <w:t>[1A-09]：[在底泥 Eh &lt; -150 mV、H₂S 累積濃度達 8.5 mg/L（0.8 m 水深，參照 B0-12）、表溫 &gt; 32°C 的極端條件下，大嘴黑鱸被擠壓至 0.5–1.0 m 的微氧庇護層（有效活動空間 ≤ 0.5 m），甲烷氧化菌同步以 10–60 nmol/g/hr 速率掠奪殘存溶氧，黑鱸採取代謝節流性強制休眠（Lockjaw），靜止懸浮於結構物陰影下以將 BMR 降至最低點]。[信心等級：高]。[結合組織毒理與空間幾何擠壓機制（文獻 18）；參照 B0-12（H₂S 累積 8.5 mg/L at 0.8 m）、B0-11（H₂S 釋放速率 19–281 mmol/m²/day）]。</w:t>
+        <w:t>V1A-09：[在底泥 Eh &lt; -150 mV、H₂S 累積濃度達 8.5 mg/L（0.8 m 水深，參照 B0-12）、表溫 &gt; 32°C 的極端條件下，大嘴黑鱸被擠壓至 0.5–1.0 m 的微氧庇護層（有效活動空間 ≤ 0.5 m），甲烷氧化菌同步以 10–60 nmol/g/hr 速率掠奪殘存溶氧，黑鱸採取代謝節流性強制休眠（Lockjaw），靜止懸浮於結構物陰影下以將 BMR 降至最低點]。[信心等級：高]。[結合組織毒理與空間幾何擠壓機制（文獻 18）；參照 B0-12（H₂S 累積 8.5 mg/L at 0.8 m）、B0-11（H₂S 釋放速率 19–281 mmol/m²/day）]。</w:t>
       </w:r>
       <w:r>
         <w:rPr>
@@ -14466,15 +14465,14 @@
           <w:color w:val="1f1f1f"/>
           <w:rtl w:val="0"/>
         </w:rPr>
-        <w:t>[1A-10]</w:t>
-      </w:r>
-      <w:r>
-        <w:rPr>
-          <w:rFonts w:ascii="Arial Unicode MS" w:cs="Arial Unicode MS" w:eastAsia="Arial Unicode MS" w:hAnsi="Arial Unicode MS"/>
-          <w:color w:val="1f1f1f"/>
-          <w:rtl w:val="0"/>
-        </w:rPr>
-        <w:t xml:space="preserve">：[魚類松果體主導的夜間褪黑激素分泌對光線具備神經內分泌超敏反應。其分泌遭到顯著抑制的光照閾值約為極微弱的 0.01 lux]。[信心等級：高]。[基於歐洲鱸等硬骨魚類之神經內分泌實證 </w:t>
+        <w:t>V1A-10：[魚類松果體主導的夜間褪黑激素分泌對光線具備神經內分泌超敏反應。其分泌遭到顯著抑制的光照閾值約為極微弱的 0.01 lux]。[信心等級：高]。[基於歐洲鱸等硬骨魚類之神經內分泌實證 32]。</w:t>
+      </w:r>
+      <w:r>
+        <w:rPr>
+          <w:rFonts w:ascii="Arial Unicode MS" w:cs="Arial Unicode MS" w:eastAsia="Arial Unicode MS" w:hAnsi="Arial Unicode MS"/>
+          <w:color w:val="1f1f1f"/>
+          <w:rtl w:val="0"/>
+        </w:rPr>
       </w:r>
       <w:r>
         <w:rPr>
@@ -14485,15 +14483,13 @@
           <w:vertAlign w:val="superscript"/>
           <w:rtl w:val="0"/>
         </w:rPr>
-        <w:t xml:space="preserve">32</w:t>
-      </w:r>
-      <w:r>
-        <w:rPr>
-          <w:rFonts w:ascii="Arial Unicode MS" w:cs="Arial Unicode MS" w:eastAsia="Arial Unicode MS" w:hAnsi="Arial Unicode MS"/>
-          <w:color w:val="1f1f1f"/>
-          <w:rtl w:val="0"/>
-        </w:rPr>
-        <w:t xml:space="preserve">]。</w:t>
+      </w:r>
+      <w:r>
+        <w:rPr>
+          <w:rFonts w:ascii="Arial Unicode MS" w:cs="Arial Unicode MS" w:eastAsia="Arial Unicode MS" w:hAnsi="Arial Unicode MS"/>
+          <w:color w:val="1f1f1f"/>
+          <w:rtl w:val="0"/>
+        </w:rPr>
       </w:r>
     </w:p>
     <w:p>
@@ -14521,7 +14517,7 @@
           <w:color w:val="1f1f1f"/>
           <w:rtl w:val="0"/>
         </w:rPr>
-        <w:t>[1A-11]：[滿月之夜的 0.3 lux 照度，在南部清水（能見度 60–120 cm，參照 Waterbody_Model_Table 南部深水庫）中可輕易穿透至 1.5 m 深處（保留 0.039 lux），成功突破 0.01 lux 的抑制閾值。此光強迫將全面掐斷黑鱸褪黑激素分泌，引發全夜狂食，並導致次日清晨因絕對飽食與疲勞而爆發 Lockjaw]。[信心等級：中]。[基於 Beer-Lambert 定律衰減結合內分泌抑制閾值推測（文獻 32/33）；參照 Waterbody_Model_Table 南部深水庫能見度 60–120 cm]。</w:t>
+        <w:t>V1A-11：[滿月之夜的 0.3 lux 照度，在南部清水（能見度 60–120 cm，參照 Waterbody_Model_Table 南部深水庫）中可輕易穿透至 1.5 m 深處（保留 0.039 lux），成功突破 0.01 lux 的抑制閾值。此光強迫將全面掐斷黑鱸褪黑激素分泌，引發全夜狂食，並導致次日清晨因絕對飽食與疲勞而爆發 Lockjaw]。[信心等級：中]。[基於 Beer-Lambert 定律衰減結合內分泌抑制閾值推測（文獻 32/33）；參照 Waterbody_Model_Table 南部深水庫能見度 60–120 cm]。</w:t>
       </w:r>
       <w:r>
         <w:rPr>
@@ -14556,14 +14552,19 @@
           <w:color w:val="1f1f1f"/>
           <w:rtl w:val="0"/>
         </w:rPr>
-        <w:t>[1A-12]：[滿月照度在北部濁水（能見度 25–55 cm，參照 Waterbody_Model_Table 北部野生埤塘）穿透至 1.5 m 時因強烈散射僅剩 0.0005 lux，遠低於 0.01 lux 閾值。北部黑鱸在滿月夜仍可維持高濃度褪黑激素與正常休眠節律，次日清晨受月相負面打擊引發飽食 Lockjaw 的機率極低]。[信心等級：中]。[基於光譜衰減公式推算；參照 Waterbody_Model_Table 北部野生埤塘能見度 25–55 cm]。</w:t>
-      </w:r>
-      <w:r>
-        <w:rPr>
-          <w:rFonts w:ascii="Arial Unicode MS" w:cs="Arial Unicode MS" w:eastAsia="Arial Unicode MS" w:hAnsi="Arial Unicode MS"/>
-          <w:color w:val="1f1f1f"/>
-          <w:rtl w:val="0"/>
-        </w:rPr>
+        <w:t>V1A-12：[滿月照度在北部濁水（能見度 25–55 cm，參照 Waterbody_Model_Table 北部野生埤塘）穿透至 1.5 m 時因強烈散射僅剩 0.0005 lux，遠低於 0.01 lux 閾值。北部黑鱸在滿月夜仍可維持高濃度褪黑激素與正常休眠節律，次日清晨受月相負面打擊引發飽食 Lockjaw 的機率極低]。[信心等級：中]。[基於光譜衰減公式推算；參照 Waterbody_Model_Table 北部野生埤塘能見度 25–55 cm]。</w:t>
+      </w:r>
+      <w:r>
+        <w:rPr>
+          <w:rFonts w:ascii="Arial Unicode MS" w:cs="Arial Unicode MS" w:eastAsia="Arial Unicode MS" w:hAnsi="Arial Unicode MS"/>
+          <w:color w:val="1f1f1f"/>
+          <w:rtl w:val="0"/>
+        </w:rPr>
+      </w:r>
+    </w:p>
+    <w:p>
+      <w:r>
+        <w:t>V1A-13：[Zone-B（桃竹苗，林口台地）因春季短波輻射遮蔽率僅 25–35%（較 Zone-A 之 55–65% 顯著偏低），水體升溫速率加快，春季 22°C 激活閾值較 Zone-A 提前 12–18 天達到（引用 B0-21）。對 Zone-B 水體（水體 1 北部野生埤塘、水體 3 北部管理池），春季短時觸發的有效窗口較 Zone-A 提前，釣手須提前約 2 週調整至 Zone-B 水體操作策略。]。[信心等級：中高]。[來源：0D1 B0-21；0C1 0C-09]</w:t>
       </w:r>
     </w:p>
     <w:p>
@@ -14626,7 +14627,9 @@
         <w:br/>
         <w:t>(c) 適用水體/季節：南部野生埤塘、北部/南部管理池 / 夏季颱風與極端低壓季</w:t>
         <w:br/>
-        <w:t>(d) 引用編號：[1A-01], [1A-02]</w:t>
+        <w:t>(d) 引用編號：V1A-01, V1A-02</w:t>
+        <w:br/>
+        <w:t>(c) 適用水體與季節：全台淺水水體（水體 1、3、4、6）颱風季（6–10月）；(d) 引用：1A-01、1A-02。</w:t>
       </w:r>
       <w:r>
         <w:rPr>
@@ -14711,8 +14714,6 @@
       </w:r>
       <w:r>
         <w:rPr/>
-        <w:br/>
-        <w:t xml:space="preserve">(c) 適用水體與季節：全台淺水水體（水體 1、3、4、6）颱風季（6–10月）；(d) 引用：1A-01、1A-02。</w:t>
       </w:r>
     </w:p>
     <w:p>
@@ -14744,7 +14745,9 @@
         <w:br/>
         <w:t>(c) 適用水體/季節：北部野生埤塘、北部深水庫（暴雨高濁期）/ 全年度晴朗之清晨時段</w:t>
         <w:br/>
-        <w:t>(d) 引用編號：[1A-04], [1A-05]</w:t>
+        <w:t>(d) 引用編號：V1A-04, V1A-05</w:t>
+        <w:br/>
+        <w:t>(c) 適用水體與季節：北部高濁水體（水體 1、3）全年清晨；(d) 引用：1A-04、1A-05。</w:t>
       </w:r>
       <w:r>
         <w:rPr>
@@ -14836,8 +14839,6 @@
       </w:r>
       <w:r>
         <w:rPr/>
-        <w:br/>
-        <w:t xml:space="preserve">(c) 適用水體與季節：北部高濁水體（水體 1、3）全年清晨；(d) 引用：1A-04、1A-05。</w:t>
       </w:r>
     </w:p>
     <w:p>
@@ -14863,7 +14864,15 @@
           <w:color w:val="1f1f1f"/>
           <w:rtl w:val="0"/>
         </w:rPr>
-        <w:t xml:space="preserve">(a) 觸發類型：空間擠壓與 H₂S 毒理學強迫休眠</w:t>
+        <w:t>(a) 觸發類型：空間擠壓與 H₂S 毒理學強迫休眠</w:t>
+        <w:br/>
+        <w:t>(b) 量化條件/門檻：水體無風/曝氣停機 &gt; 4-6 hr，底泥 Eh &lt; -150 mV 引發硫化氫釋放（累積 &gt; 1.0 mg/L），且伴隨甲烷氧化需氧掠奪與表溫 &gt; 32°C；黑鱸被擠壓至 0.5–1.0 m 微氧庇護層（有效活動空間 ≤ 0.5 m）</w:t>
+        <w:br/>
+        <w:t>(c) 適用水體/季節：北部/南部高有機負載管理池、南部野生埤塘 / 夏季正午至午後時段</w:t>
+        <w:br/>
+        <w:t>(d) 引用編號：V1A-07, V1A-08, V1A-09</w:t>
+        <w:br/>
+        <w:t>(c) 適用水體與季節：管理池（水體 3、6）夏季停機 4-6hr；(d) 引用：1A-07、1A-08、1A-09。</w:t>
       </w:r>
       <w:r>
         <w:rPr>
@@ -14882,15 +14891,13 @@
           <w:vertAlign w:val="baseline"/>
           <w:rtl w:val="0"/>
         </w:rPr>
-        <w:br w:type="textWrapping"/>
-      </w:r>
-      <w:r>
-        <w:rPr>
-          <w:rFonts w:ascii="Arial Unicode MS" w:cs="Arial Unicode MS" w:eastAsia="Arial Unicode MS" w:hAnsi="Arial Unicode MS"/>
-          <w:color w:val="1f1f1f"/>
-          <w:rtl w:val="0"/>
-        </w:rPr>
-        <w:t>(b) 量化條件/門檻：水體無風/曝氣停機 &gt; 4-6 hr，底泥 Eh &lt; -150 mV 引發硫化氫釋放（累積 &gt; 1.0 mg/L），且伴隨甲烷氧化需氧掠奪與表溫 &gt; 32°C；黑鱸被擠壓至 0.5–1.0 m 微氧庇護層（有效活動空間 ≤ 0.5 m）</w:t>
+      </w:r>
+      <w:r>
+        <w:rPr>
+          <w:rFonts w:ascii="Arial Unicode MS" w:cs="Arial Unicode MS" w:eastAsia="Arial Unicode MS" w:hAnsi="Arial Unicode MS"/>
+          <w:color w:val="1f1f1f"/>
+          <w:rtl w:val="0"/>
+        </w:rPr>
       </w:r>
       <w:r>
         <w:rPr>
@@ -14909,15 +14916,13 @@
           <w:vertAlign w:val="baseline"/>
           <w:rtl w:val="0"/>
         </w:rPr>
-        <w:br w:type="textWrapping"/>
-      </w:r>
-      <w:r>
-        <w:rPr>
-          <w:rFonts w:ascii="Arial Unicode MS" w:cs="Arial Unicode MS" w:eastAsia="Arial Unicode MS" w:hAnsi="Arial Unicode MS"/>
-          <w:color w:val="1f1f1f"/>
-          <w:rtl w:val="0"/>
-        </w:rPr>
-        <w:t xml:space="preserve">(c) 適用水體/季節：北部/南部高有機負載管理池、南部野生埤塘 / 夏季正午至午後時段</w:t>
+      </w:r>
+      <w:r>
+        <w:rPr>
+          <w:rFonts w:ascii="Arial Unicode MS" w:cs="Arial Unicode MS" w:eastAsia="Arial Unicode MS" w:hAnsi="Arial Unicode MS"/>
+          <w:color w:val="1f1f1f"/>
+          <w:rtl w:val="0"/>
+        </w:rPr>
       </w:r>
       <w:r>
         <w:rPr>
@@ -14936,20 +14941,16 @@
           <w:vertAlign w:val="baseline"/>
           <w:rtl w:val="0"/>
         </w:rPr>
-        <w:br w:type="textWrapping"/>
-      </w:r>
-      <w:r>
-        <w:rPr>
-          <w:rFonts w:ascii="Arial Unicode MS" w:cs="Arial Unicode MS" w:eastAsia="Arial Unicode MS" w:hAnsi="Arial Unicode MS"/>
-          <w:color w:val="1f1f1f"/>
-          <w:rtl w:val="0"/>
-        </w:rPr>
-        <w:t>(d) 引用編號：[1A-07], [1A-08], [1A-09]</w:t>
+      </w:r>
+      <w:r>
+        <w:rPr>
+          <w:rFonts w:ascii="Arial Unicode MS" w:cs="Arial Unicode MS" w:eastAsia="Arial Unicode MS" w:hAnsi="Arial Unicode MS"/>
+          <w:color w:val="1f1f1f"/>
+          <w:rtl w:val="0"/>
+        </w:rPr>
       </w:r>
       <w:r>
         <w:rPr/>
-        <w:br/>
-        <w:t xml:space="preserve">(c) 適用水體與季節：管理池（水體 3、6）夏季停機 4-6hr；(d) 引用：1A-07、1A-08、1A-09。</w:t>
       </w:r>
     </w:p>
     <w:p>
@@ -14981,7 +14982,9 @@
         <w:br/>
         <w:t>(c) 適用水體/季節：南部深水庫、南部清澈野生埤塘（能見度 &gt; 100 cm）/ 全年度滿月前後 3 天</w:t>
         <w:br/>
-        <w:t>(d) 引用編號：[1A-10], [1A-11], [1A-12]</w:t>
+        <w:t>(d) 引用編號：V1A-10, V1A-11, V1A-12</w:t>
+        <w:br/>
+        <w:t>(c) 適用水體與季節：南部清水水體（水體 4、5）全年滿月夜；(d) 引用：1A-10、1A-11、1A-12。</w:t>
       </w:r>
       <w:r>
         <w:rPr>
@@ -15073,8 +15076,14 @@
       </w:r>
       <w:r>
         <w:rPr/>
-        <w:br/>
-        <w:t xml:space="preserve">(c) 適用水體與季節：南部清水水體（水體 4、5）全年滿月夜；(d) 引用：1A-10、1A-11、1A-12。</w:t>
+      </w:r>
+    </w:p>
+    <w:p>
+      <w:r>
+        <w:t xml:space="preserve">(a) 觸發類型：Zone-B 春季激活窗口提前
+(b) 量化條件/門檻：Zone-B（桃竹苗）水體 22°C 激活閾值較 Zone-A 提前 12–18 天（B0-21）；Zone-B 水體春季 Eh &lt; 0 mV 首觸時機亦提前至 5 月下旬（較 Zone-A 提前 3–4 週，B0-22）
+(c) 適用情境：凡涉及春季 Lockjaw 解除時機、換棲指令、繁衍前激活窗口等下游分析，在 Zone-B 水體均需統一提前 12–18 天計算
+(d) 引用發現編號：1A-13；B0-21；B0-22</w:t>
       </w:r>
     </w:p>
     <w:p>
@@ -15155,7 +15164,7 @@
           <w:szCs w:val="24"/>
           <w:rtl w:val="0"/>
         </w:rPr>
-        <w:t xml:space="preserve">0D_基底資料矩陣與極端事件整合.docx</w:t>
+        <w:t>0D1_基底資料矩陣與極端事件整合.docx（Zone-B 補充版）</w:t>
       </w:r>
     </w:p>
     <w:p>

--- a/1A_短時間環境觸發與生理限制.docx
+++ b/1A_短時間環境觸發與生理限制.docx
@@ -613,6 +613,26 @@
           <w:rtl w:val="0"/>
         </w:rPr>
         <w:t xml:space="preserve">。</w:t>
+      </w:r>
+    </w:p>
+    <w:p>
+      <w:pPr>
+        <w:pBdr>
+          <w:top w:space="0" w:sz="0" w:val="nil"/>
+          <w:left w:space="0" w:sz="0" w:val="nil"/>
+          <w:bottom w:space="0" w:sz="0" w:val="nil"/>
+          <w:right w:space="0" w:sz="0" w:val="nil"/>
+          <w:between w:space="0" w:sz="0" w:val="nil"/>
+        </w:pBdr>
+        <w:shd w:fill="auto" w:val="clear"/>
+        <w:spacing w:after="150" w:line="275.9999942779541" w:lineRule="auto"/>
+        <w:rPr>
+          <w:rFonts w:ascii="Arial" w:cs="Arial" w:eastAsia="Arial" w:hAnsi="Arial"/>
+          <w:color w:val="1f1f1f"/>
+        </w:rPr>
+      </w:pPr>
+      <w:r>
+        <w:t>在地理熱力超前差異方面，Zone-B（桃竹苗、林口台地）因春季短波輻射遮蔽率僅 25–35%（較 Zone-A 之 55–65% 顯著偏低），水體升溫速率明顯加快，春季 22°C 熱力激活閾值較 Zone-A 超前 12–18 天到達，影響北部背風面水體生物代謝啟動時窗之地理差異估算（[B0-21]）。此一熱力超前效應同步使 Zone-B 水體 3（北部管理池）底泥 Eh &lt; 0 mV 首觸時機提前至 5 月下旬（Zone-A 水體 1 為 6 月中旬），Fe²⁺ 釋放風險窗口相應提前約 3–4 週（[B0-22]）1。</w:t>
       </w:r>
     </w:p>
     <w:p>
